--- a/fuentes/CFA_01_42110167_DU.docx
+++ b/fuentes/CFA_01_42110167_DU.docx
@@ -205,7 +205,7 @@
               </wp:anchor>
             </w:drawing>
           </mc:Choice>
-          <mc:Fallback xmlns:w16sdtdh="http://schemas.microsoft.com/office/word/2020/wordml/sdtdatahash" xmlns:w16="http://schemas.microsoft.com/office/word/2018/wordml" xmlns:w16cex="http://schemas.microsoft.com/office/word/2018/wordml/cex" xmlns:oel="http://schemas.microsoft.com/office/2019/extlst">
+          <mc:Fallback xmlns:oel="http://schemas.microsoft.com/office/2019/extlst" xmlns:w16cex="http://schemas.microsoft.com/office/word/2018/wordml/cex" xmlns:w16="http://schemas.microsoft.com/office/word/2018/wordml" xmlns:w16sdtdh="http://schemas.microsoft.com/office/word/2020/wordml/sdtdatahash">
             <w:pict>
               <v:rect w14:anchorId="4C256C62" id="Rectángulo 3" o:spid="_x0000_s1026" alt="&quot;&quot;" style="position:absolute;margin-left:-55.95pt;margin-top:26.4pt;width:613.85pt;height:164.25pt;z-index:-251655168;visibility:visible;mso-wrap-style:square;mso-height-percent:0;mso-wrap-distance-left:9pt;mso-wrap-distance-top:0;mso-wrap-distance-right:9pt;mso-wrap-distance-bottom:0;mso-position-horizontal:absolute;mso-position-horizontal-relative:text;mso-position-vertical:absolute;mso-position-vertical-relative:text;mso-height-percent:0;mso-height-relative:margin;v-text-anchor:middle" o:gfxdata="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" fillcolor="#00314d" stroked="f" strokeweight="1pt"/>
             </w:pict>
@@ -553,8 +553,6 @@
             <w:t>ontenido</w:t>
           </w:r>
         </w:p>
-        <w:bookmarkStart w:id="0" w:name="_GoBack"/>
-        <w:bookmarkEnd w:id="0"/>
         <w:p>
           <w:pPr>
             <w:pStyle w:val="TDC1"/>
@@ -1457,12 +1455,12 @@
       <w:pPr>
         <w:pStyle w:val="Titulosgenerales"/>
       </w:pPr>
-      <w:bookmarkStart w:id="1" w:name="_Toc236041994"/>
+      <w:bookmarkStart w:id="0" w:name="_Toc236041994"/>
       <w:r>
         <w:lastRenderedPageBreak/>
         <w:t>Introducción</w:t>
       </w:r>
-      <w:bookmarkEnd w:id="1"/>
+      <w:bookmarkEnd w:id="0"/>
     </w:p>
     <w:p>
       <w:pPr>
@@ -1798,12 +1796,12 @@
       <w:pPr>
         <w:pStyle w:val="Ttulo1"/>
       </w:pPr>
-      <w:bookmarkStart w:id="2" w:name="_Toc236041995"/>
+      <w:bookmarkStart w:id="1" w:name="_Toc236041995"/>
       <w:r>
         <w:lastRenderedPageBreak/>
         <w:t>Ser Humano desde la perspectiva antropológica y axiológica</w:t>
       </w:r>
-      <w:bookmarkEnd w:id="2"/>
+      <w:bookmarkEnd w:id="1"/>
     </w:p>
     <w:p>
       <w:r>
@@ -1854,12 +1852,12 @@
       <w:pPr>
         <w:pStyle w:val="Ttulo1"/>
       </w:pPr>
-      <w:bookmarkStart w:id="3" w:name="_Toc236041996"/>
+      <w:bookmarkStart w:id="2" w:name="_Toc236041996"/>
       <w:r>
         <w:lastRenderedPageBreak/>
         <w:t>Enfoque de Desarrollo a Escala Humana (DEH)</w:t>
       </w:r>
-      <w:bookmarkEnd w:id="3"/>
+      <w:bookmarkEnd w:id="2"/>
     </w:p>
     <w:p>
       <w:r>
@@ -2034,38 +2032,38 @@
       <w:pPr>
         <w:pStyle w:val="Ttulo1"/>
       </w:pPr>
-      <w:bookmarkStart w:id="4" w:name="_Toc236041997"/>
+      <w:bookmarkStart w:id="3" w:name="_Toc236041997"/>
       <w:r>
         <w:lastRenderedPageBreak/>
         <w:t>Necesidades humanas</w:t>
       </w:r>
+      <w:bookmarkEnd w:id="3"/>
+    </w:p>
+    <w:p>
+      <w:r>
+        <w:t>Las necesidades humanas no solo deben entenderse como carencias o como la falta de algo. También pueden comprenderse como potencialidades que motivan y movilizan a las personas a actuar, relacionarse y desarrollarse.</w:t>
+      </w:r>
+    </w:p>
+    <w:p>
+      <w:r>
+        <w:t>Por ejemplo, la necesidad de afecto no solo implica la ausencia de relaciones, sino también la capacidad de dar y recibir afecto. De igual manera, la necesidad de participación impulsa a las personas a involucrarse activamente en su entorno.</w:t>
+      </w:r>
+    </w:p>
+    <w:p>
+      <w:r>
+        <w:t>Desde esta perspectiva, más que “satisfacer” necesidades, se trata de vivirlas y desarrollarlas de manera continua en la vida cotidiana. Entenderlas de esta forma permite reconocer al ser humano de manera integral y evitar una visión limitada de su desarrollo.</w:t>
+      </w:r>
+    </w:p>
+    <w:p/>
+    <w:p>
+      <w:pPr>
+        <w:pStyle w:val="Ttulo2"/>
+      </w:pPr>
+      <w:bookmarkStart w:id="4" w:name="_Toc236041998"/>
+      <w:r>
+        <w:t>Necesidades axiológicas y existenciales</w:t>
+      </w:r>
       <w:bookmarkEnd w:id="4"/>
-    </w:p>
-    <w:p>
-      <w:r>
-        <w:t>Las necesidades humanas no solo deben entenderse como carencias o como la falta de algo. También pueden comprenderse como potencialidades que motivan y movilizan a las personas a actuar, relacionarse y desarrollarse.</w:t>
-      </w:r>
-    </w:p>
-    <w:p>
-      <w:r>
-        <w:t>Por ejemplo, la necesidad de afecto no solo implica la ausencia de relaciones, sino también la capacidad de dar y recibir afecto. De igual manera, la necesidad de participación impulsa a las personas a involucrarse activamente en su entorno.</w:t>
-      </w:r>
-    </w:p>
-    <w:p>
-      <w:r>
-        <w:t>Desde esta perspectiva, más que “satisfacer” necesidades, se trata de vivirlas y desarrollarlas de manera continua en la vida cotidiana. Entenderlas de esta forma permite reconocer al ser humano de manera integral y evitar una visión limitada de su desarrollo.</w:t>
-      </w:r>
-    </w:p>
-    <w:p/>
-    <w:p>
-      <w:pPr>
-        <w:pStyle w:val="Ttulo2"/>
-      </w:pPr>
-      <w:bookmarkStart w:id="5" w:name="_Toc236041998"/>
-      <w:r>
-        <w:t>Necesidades axiológicas y existenciales</w:t>
-      </w:r>
-      <w:bookmarkEnd w:id="5"/>
     </w:p>
     <w:p>
       <w:r>
@@ -2211,11 +2209,11 @@
       <w:pPr>
         <w:pStyle w:val="Ttulo2"/>
       </w:pPr>
-      <w:bookmarkStart w:id="6" w:name="_Toc236041999"/>
+      <w:bookmarkStart w:id="5" w:name="_Toc236041999"/>
       <w:r>
         <w:t>Matriz de necesidades (referente general)</w:t>
       </w:r>
-      <w:bookmarkEnd w:id="6"/>
+      <w:bookmarkEnd w:id="5"/>
     </w:p>
     <w:p>
       <w:r>
@@ -2674,12 +2672,12 @@
       <w:pPr>
         <w:pStyle w:val="Ttulo1"/>
       </w:pPr>
-      <w:bookmarkStart w:id="7" w:name="_Toc236042000"/>
+      <w:bookmarkStart w:id="6" w:name="_Toc236042000"/>
       <w:r>
         <w:lastRenderedPageBreak/>
         <w:t>Satisfactores: tipos y característica</w:t>
       </w:r>
-      <w:bookmarkEnd w:id="7"/>
+      <w:bookmarkEnd w:id="6"/>
     </w:p>
     <w:p>
       <w:r>
@@ -3591,12 +3589,12 @@
       <w:pPr>
         <w:pStyle w:val="Ttulo1"/>
       </w:pPr>
-      <w:bookmarkStart w:id="8" w:name="_Toc236042001"/>
+      <w:bookmarkStart w:id="7" w:name="_Toc236042001"/>
       <w:r>
         <w:lastRenderedPageBreak/>
         <w:t>Competencias socioemocionales</w:t>
       </w:r>
-      <w:bookmarkEnd w:id="8"/>
+      <w:bookmarkEnd w:id="7"/>
     </w:p>
     <w:p>
       <w:r>
@@ -5028,12 +5026,12 @@
           <w:u w:val="single"/>
         </w:rPr>
       </w:pPr>
-      <w:bookmarkStart w:id="9" w:name="_Toc236042002"/>
+      <w:bookmarkStart w:id="8" w:name="_Toc236042002"/>
       <w:r>
         <w:lastRenderedPageBreak/>
         <w:t>Síntesis</w:t>
       </w:r>
-      <w:bookmarkEnd w:id="9"/>
+      <w:bookmarkEnd w:id="8"/>
       <w:r>
         <w:t xml:space="preserve"> </w:t>
       </w:r>
@@ -5074,7 +5072,7 @@
           <w:lang w:eastAsia="es-CO"/>
         </w:rPr>
         <w:drawing>
-          <wp:anchor distT="0" distB="0" distL="114300" distR="114300" simplePos="0" relativeHeight="251666432" behindDoc="0" locked="0" layoutInCell="1" allowOverlap="1" wp14:anchorId="3018DFEA" wp14:editId="1ACAFAE4">
+          <wp:anchor distT="0" distB="0" distL="114300" distR="114300" simplePos="0" relativeHeight="251668480" behindDoc="0" locked="0" layoutInCell="1" allowOverlap="1" wp14:anchorId="4A63DEC9" wp14:editId="5A9CB5D4">
             <wp:simplePos x="0" y="0"/>
             <wp:positionH relativeFrom="column">
               <wp:posOffset>0</wp:posOffset>
@@ -5085,7 +5083,7 @@
             <wp:extent cx="6332220" cy="4450715"/>
             <wp:effectExtent l="0" t="0" r="0" b="6985"/>
             <wp:wrapNone/>
-            <wp:docPr id="6" name="Gráfico 6" descr="Síntesis. Imagen que contiene el mapa conceptual que resume la temática abordada durante este componente formativo, la cual trata al ser humano como eje central desde las perspectivas antropológicas y axiológicas; lo divide en un enfoque que busca el objetivo del desarrollo y evidenciar sus creencias; relaciona las necesidades que existen que son de tipo existenciales y axiológicas; incluye satisfactores existentes; y finalmente, menciona que las competencias socioemocioles presentes son las fundantes y las estratégicas."/>
+            <wp:docPr id="3" name="Gráfico 3" descr="Síntesis. Imagen que contiene el mapa conceptual que resume la temática abordada durante este componente formativo, la cual trata al ser humano como eje central desde las perspectivas antropológicas y axiológicas; lo divide en un enfoque que busca el objetivo del desarrollo y evidenciar sus creencias; relaciona las necesidades que existen que son de tipo existenciales y axiológicas; incluye satisfactores existentes; y finalmente, menciona que las competencias socioemocioles presentes son las fundantes y las estratégicas."/>
             <wp:cNvGraphicFramePr>
               <a:graphicFrameLocks xmlns:a="http://schemas.openxmlformats.org/drawingml/2006/main" noChangeAspect="1"/>
             </wp:cNvGraphicFramePr>
@@ -5093,7 +5091,7 @@
               <a:graphicData uri="http://schemas.openxmlformats.org/drawingml/2006/picture">
                 <pic:pic xmlns:pic="http://schemas.openxmlformats.org/drawingml/2006/picture">
                   <pic:nvPicPr>
-                    <pic:cNvPr id="6" name="sintesis.1354c62b.svg"/>
+                    <pic:cNvPr id="3" name="sintesis.43a8eeba.svg"/>
                     <pic:cNvPicPr/>
                   </pic:nvPicPr>
                   <pic:blipFill>
@@ -5129,8 +5127,6 @@
     </w:p>
     <w:p>
       <w:pPr>
-        <w:ind w:firstLine="0"/>
-        <w:jc w:val="center"/>
         <w:rPr>
           <w:noProof/>
           <w:lang w:eastAsia="es-CO"/>
@@ -5144,6 +5140,88 @@
           <w:lang w:eastAsia="es-CO"/>
         </w:rPr>
       </w:pPr>
+    </w:p>
+    <w:p>
+      <w:pPr>
+        <w:rPr>
+          <w:noProof/>
+          <w:lang w:eastAsia="es-CO"/>
+        </w:rPr>
+      </w:pPr>
+    </w:p>
+    <w:p>
+      <w:pPr>
+        <w:rPr>
+          <w:noProof/>
+          <w:lang w:eastAsia="es-CO"/>
+        </w:rPr>
+      </w:pPr>
+    </w:p>
+    <w:p>
+      <w:pPr>
+        <w:rPr>
+          <w:noProof/>
+          <w:lang w:eastAsia="es-CO"/>
+        </w:rPr>
+      </w:pPr>
+    </w:p>
+    <w:p>
+      <w:pPr>
+        <w:rPr>
+          <w:noProof/>
+          <w:lang w:eastAsia="es-CO"/>
+        </w:rPr>
+      </w:pPr>
+    </w:p>
+    <w:p>
+      <w:pPr>
+        <w:rPr>
+          <w:noProof/>
+          <w:lang w:eastAsia="es-CO"/>
+        </w:rPr>
+      </w:pPr>
+    </w:p>
+    <w:p>
+      <w:pPr>
+        <w:rPr>
+          <w:noProof/>
+          <w:lang w:eastAsia="es-CO"/>
+        </w:rPr>
+      </w:pPr>
+    </w:p>
+    <w:p>
+      <w:pPr>
+        <w:rPr>
+          <w:noProof/>
+          <w:lang w:eastAsia="es-CO"/>
+        </w:rPr>
+      </w:pPr>
+    </w:p>
+    <w:p>
+      <w:pPr>
+        <w:rPr>
+          <w:noProof/>
+          <w:lang w:eastAsia="es-CO"/>
+        </w:rPr>
+      </w:pPr>
+    </w:p>
+    <w:p>
+      <w:pPr>
+        <w:rPr>
+          <w:noProof/>
+          <w:lang w:eastAsia="es-CO"/>
+        </w:rPr>
+      </w:pPr>
+    </w:p>
+    <w:p>
+      <w:pPr>
+        <w:rPr>
+          <w:noProof/>
+          <w:lang w:eastAsia="es-CO"/>
+        </w:rPr>
+      </w:pPr>
+      <w:bookmarkStart w:id="9" w:name="_GoBack"/>
+      <w:bookmarkEnd w:id="9"/>
     </w:p>
     <w:p>
       <w:pPr>
@@ -6675,13 +6753,14 @@
               </w:rPr>
             </w:pPr>
             <w:r>
-              <w:t xml:space="preserve">Desarrollador full </w:t>
-            </w:r>
-            <w:proofErr w:type="spellStart"/>
-            <w:r>
-              <w:t>stack</w:t>
-            </w:r>
-            <w:proofErr w:type="spellEnd"/>
+              <w:t xml:space="preserve">Desarrollador </w:t>
+            </w:r>
+            <w:r>
+              <w:rPr>
+                <w:rStyle w:val="Extranjerismo"/>
+              </w:rPr>
+              <w:t>full stack</w:t>
+            </w:r>
           </w:p>
         </w:tc>
         <w:tc>
@@ -6741,13 +6820,14 @@
               </w:rPr>
             </w:pPr>
             <w:r>
-              <w:t xml:space="preserve">Desarrollador full </w:t>
-            </w:r>
-            <w:proofErr w:type="spellStart"/>
-            <w:r>
-              <w:t>stack</w:t>
-            </w:r>
-            <w:proofErr w:type="spellEnd"/>
+              <w:t xml:space="preserve">Desarrollador </w:t>
+            </w:r>
+            <w:r>
+              <w:rPr>
+                <w:rStyle w:val="Extranjerismo"/>
+              </w:rPr>
+              <w:t>full stack</w:t>
+            </w:r>
           </w:p>
         </w:tc>
         <w:tc>
@@ -11907,15 +11987,6 @@
 </file>
 
 <file path=customXml/item2.xml><?xml version="1.0" encoding="utf-8"?>
-<?mso-contentType ?>
-<FormTemplates xmlns="http://schemas.microsoft.com/sharepoint/v3/contenttype/forms">
-  <Display>DocumentLibraryForm</Display>
-  <Edit>DocumentLibraryForm</Edit>
-  <New>DocumentLibraryForm</New>
-</FormTemplates>
-</file>
-
-<file path=customXml/item3.xml><?xml version="1.0" encoding="utf-8"?>
 <p:properties xmlns:p="http://schemas.microsoft.com/office/2006/metadata/properties" xmlns:xsi="http://www.w3.org/2001/XMLSchema-instance" xmlns:pc="http://schemas.microsoft.com/office/infopath/2007/PartnerControls">
   <documentManagement>
     <TaxCatchAll xmlns="13c90a0b-73bc-4dc0-be5f-28d77b615beb" xsi:nil="true"/>
@@ -11924,6 +11995,15 @@
     </lcf76f155ced4ddcb4097134ff3c332f>
   </documentManagement>
 </p:properties>
+</file>
+
+<file path=customXml/item3.xml><?xml version="1.0" encoding="utf-8"?>
+<?mso-contentType ?>
+<FormTemplates xmlns="http://schemas.microsoft.com/sharepoint/v3/contenttype/forms">
+  <Display>DocumentLibraryForm</Display>
+  <Edit>DocumentLibraryForm</Edit>
+  <New>DocumentLibraryForm</New>
+</FormTemplates>
 </file>
 
 <file path=customXml/item4.xml><?xml version="1.0" encoding="utf-8"?>
@@ -11950,14 +12030,6 @@
 </file>
 
 <file path=customXml/itemProps2.xml><?xml version="1.0" encoding="utf-8"?>
-<ds:datastoreItem xmlns:ds="http://schemas.openxmlformats.org/officeDocument/2006/customXml" ds:itemID="{10663269-2064-4804-8290-36D4A57F5557}">
-  <ds:schemaRefs>
-    <ds:schemaRef ds:uri="http://schemas.microsoft.com/sharepoint/v3/contenttype/forms"/>
-  </ds:schemaRefs>
-</ds:datastoreItem>
-</file>
-
-<file path=customXml/itemProps3.xml><?xml version="1.0" encoding="utf-8"?>
 <ds:datastoreItem xmlns:ds="http://schemas.openxmlformats.org/officeDocument/2006/customXml" ds:itemID="{1279454D-02BE-4A9C-A117-DCD1573E2608}">
   <ds:schemaRefs>
     <ds:schemaRef ds:uri="http://schemas.microsoft.com/office/2006/metadata/properties"/>
@@ -11968,8 +12040,16 @@
 </ds:datastoreItem>
 </file>
 
+<file path=customXml/itemProps3.xml><?xml version="1.0" encoding="utf-8"?>
+<ds:datastoreItem xmlns:ds="http://schemas.openxmlformats.org/officeDocument/2006/customXml" ds:itemID="{10663269-2064-4804-8290-36D4A57F5557}">
+  <ds:schemaRefs>
+    <ds:schemaRef ds:uri="http://schemas.microsoft.com/sharepoint/v3/contenttype/forms"/>
+  </ds:schemaRefs>
+</ds:datastoreItem>
+</file>
+
 <file path=customXml/itemProps4.xml><?xml version="1.0" encoding="utf-8"?>
-<ds:datastoreItem xmlns:ds="http://schemas.openxmlformats.org/officeDocument/2006/customXml" ds:itemID="{8238250F-2AD5-4B08-9013-3ECCB47D2B41}">
+<ds:datastoreItem xmlns:ds="http://schemas.openxmlformats.org/officeDocument/2006/customXml" ds:itemID="{22AFBFC6-B61C-4075-B4A7-A15A1A926CA5}">
   <ds:schemaRefs>
     <ds:schemaRef ds:uri="http://schemas.openxmlformats.org/officeDocument/2006/bibliography"/>
   </ds:schemaRefs>
